--- a/pr-preview/pr-3/chapters/chapter1-tracked-changes.docx
+++ b/pr-preview/pr-3/chapters/chapter1-tracked-changes.docx
@@ -616,7 +616,7 @@
       </w:ins>
       <w:ins w:id="24" w:author="PR Preview" w:date="2024-01-01T00:00:00Z">
         <w:r>
-          <w:t xml:space="preserve">93e77bf</w:t>
+          <w:t xml:space="preserve">f04e100</w:t>
         </w:r>
       </w:ins>
     </w:p>
@@ -644,7 +644,7 @@
       </w:ins>
       <w:ins w:id="25" w:author="PR Preview" w:date="2024-01-01T00:00:00Z">
         <w:r>
-          <w:t xml:space="preserve">93e77bf1e28e13f78c43db2af09cca9b960df9ad</w:t>
+          <w:t xml:space="preserve">f04e100b7365313db1970588875d009bf1db9c82</w:t>
         </w:r>
       </w:ins>
     </w:p>
@@ -672,7 +672,7 @@
       </w:ins>
       <w:ins w:id="26" w:author="PR Preview" w:date="2024-01-01T00:00:00Z">
         <w:r>
-          <w:t xml:space="preserve">2026-04-06 17:52:47 -0700</w:t>
+          <w:t xml:space="preserve">2026-04-06 17:54:47 -0700</w:t>
         </w:r>
       </w:ins>
     </w:p>
